--- a/dados/Script_Atendimento_Loja_Moveis.docx
+++ b/dados/Script_Atendimento_Loja_Moveis.docx
@@ -402,6 +402,86 @@
     </w:p>
     <w:p>
       <w:pPr>
+        <w:spacing w:after="100" w:before="40"/>
+      </w:pPr>
+      <w:r>
+        <w:rPr>
+          <w:rFonts w:ascii="Arial" w:cs="Arial" w:eastAsia="Arial" w:hAnsi="Arial"/>
+          <w:color w:val="212121"/>
+          <w:sz w:val="20"/>
+          <w:szCs w:val="20"/>
+        </w:rPr>
+        <w:t xml:space="preserve">🔷 </w:t>
+      </w:r>
+      <w:r>
+        <w:rPr>
+          <w:rFonts w:ascii="Arial" w:cs="Arial" w:eastAsia="Arial" w:hAnsi="Arial"/>
+          <w:i/>
+          <w:iCs/>
+          <w:color w:val="1565C0"/>
+          <w:sz w:val="20"/>
+          <w:szCs w:val="20"/>
+        </w:rPr>
+        <w:t xml:space="preserve">"Prefiro algo pronto mesmo, já queria comprar essa semana."</w:t>
+      </w:r>
+    </w:p>
+    <w:p>
+      <w:pPr>
+        <w:pBdr>
+          <w:left w:val="single" w:color="6A1B9A" w:sz="24" w:space="6"/>
+        </w:pBdr>
+        <w:shd w:fill="F3E5F5" w:val="clear"/>
+        <w:spacing w:after="160" w:before="120"/>
+        <w:ind w:left="100"/>
+      </w:pPr>
+      <w:r>
+        <w:rPr>
+          <w:rFonts w:ascii="Arial" w:cs="Arial" w:eastAsia="Arial" w:hAnsi="Arial"/>
+          <w:b/>
+          <w:bCs/>
+          <w:color w:val="6A1B9A"/>
+          <w:sz w:val="20"/>
+          <w:szCs w:val="20"/>
+        </w:rPr>
+        <w:t xml:space="preserve">🔀 A partir da resposta acima, o atendimento segue por dois caminhos: se o cliente quer SOB MEDIDA, siga pelo Caminho A. Se quer algo PRONTO PRA LEVAR, pule direto para o Caminho B - Convite para a Loja.</w:t>
+      </w:r>
+    </w:p>
+    <w:p>
+      <w:pPr>
+        <w:pStyle w:val="Heading1"/>
+        <w:spacing w:after="120" w:before="320"/>
+      </w:pPr>
+      <w:r>
+        <w:rPr>
+          <w:rFonts w:ascii="Arial" w:cs="Arial" w:eastAsia="Arial" w:hAnsi="Arial"/>
+          <w:b/>
+          <w:bCs/>
+          <w:color w:val="C2185B"/>
+          <w:sz w:val="28"/>
+          <w:szCs w:val="28"/>
+        </w:rPr>
+        <w:t xml:space="preserve">📐 Caminho A - Sob Medida</w:t>
+      </w:r>
+    </w:p>
+    <w:p>
+      <w:pPr>
+        <w:pStyle w:val="Heading2"/>
+        <w:spacing w:after="80" w:before="240"/>
+      </w:pPr>
+      <w:r>
+        <w:rPr>
+          <w:rFonts w:ascii="Arial" w:cs="Arial" w:eastAsia="Arial" w:hAnsi="Arial"/>
+          <w:b/>
+          <w:bCs/>
+          <w:color w:val="212121"/>
+          <w:sz w:val="24"/>
+          <w:szCs w:val="24"/>
+        </w:rPr>
+        <w:t xml:space="preserve">Etapa 03 - Apresentação de Valor</w:t>
+      </w:r>
+    </w:p>
+    <w:p>
+      <w:pPr>
         <w:spacing w:after="40" w:before="160"/>
       </w:pPr>
       <w:r>
@@ -553,50 +633,6 @@
           <w:szCs w:val="20"/>
         </w:rPr>
         <w:t xml:space="preserve">"Adorei! Quero saber como funciona e os valores."</w:t>
-      </w:r>
-    </w:p>
-    <w:p>
-      <w:pPr>
-        <w:pStyle w:val="Heading1"/>
-        <w:spacing w:after="120" w:before="320"/>
-      </w:pPr>
-      <w:r>
-        <w:rPr>
-          <w:rFonts w:ascii="Arial" w:cs="Arial" w:eastAsia="Arial" w:hAnsi="Arial"/>
-          <w:b/>
-          <w:bCs/>
-          <w:color w:val="C2185B"/>
-          <w:sz w:val="28"/>
-          <w:szCs w:val="28"/>
-        </w:rPr>
-        <w:t xml:space="preserve">💰 Etapa 03 - APRESENTAÇÃO DE VALOR</w:t>
-      </w:r>
-    </w:p>
-    <w:p>
-      <w:pPr>
-        <w:spacing w:after="120" w:before="80"/>
-      </w:pPr>
-      <w:r>
-        <w:rPr>
-          <w:rFonts w:ascii="Arial" w:cs="Arial" w:eastAsia="Arial" w:hAnsi="Arial"/>
-          <w:b/>
-          <w:bCs/>
-          <w:color w:val="757575"/>
-          <w:sz w:val="20"/>
-          <w:szCs w:val="20"/>
-        </w:rPr>
-        <w:t xml:space="preserve">Objetivo: </w:t>
-      </w:r>
-      <w:r>
-        <w:rPr>
-          <w:rFonts w:ascii="Arial" w:cs="Arial" w:eastAsia="Arial" w:hAnsi="Arial"/>
-          <w:i/>
-          <w:iCs/>
-          <w:color w:val="757575"/>
-          <w:sz w:val="20"/>
-          <w:szCs w:val="20"/>
-        </w:rPr>
-        <w:t xml:space="preserve">Gerar valor percebido e preparar o cliente para o fechamento.</w:t>
       </w:r>
     </w:p>
     <w:p>
@@ -965,19 +1001,19 @@
     </w:p>
     <w:p>
       <w:pPr>
-        <w:pStyle w:val="Heading1"/>
-        <w:spacing w:after="120" w:before="320"/>
-      </w:pPr>
-      <w:r>
-        <w:rPr>
-          <w:rFonts w:ascii="Arial" w:cs="Arial" w:eastAsia="Arial" w:hAnsi="Arial"/>
-          <w:b/>
-          <w:bCs/>
-          <w:color w:val="C2185B"/>
-          <w:sz w:val="28"/>
-          <w:szCs w:val="28"/>
-        </w:rPr>
-        <w:t xml:space="preserve">✅ Etapa 04 - CONFIRMAÇÃO</w:t>
+        <w:pStyle w:val="Heading2"/>
+        <w:spacing w:after="80" w:before="240"/>
+      </w:pPr>
+      <w:r>
+        <w:rPr>
+          <w:rFonts w:ascii="Arial" w:cs="Arial" w:eastAsia="Arial" w:hAnsi="Arial"/>
+          <w:b/>
+          <w:bCs/>
+          <w:color w:val="212121"/>
+          <w:sz w:val="24"/>
+          <w:szCs w:val="24"/>
+        </w:rPr>
+        <w:t xml:space="preserve">Etapa 04 - Confirmação</w:t>
       </w:r>
     </w:p>
     <w:p>
@@ -1123,7 +1159,7 @@
           <w:sz w:val="28"/>
           <w:szCs w:val="28"/>
         </w:rPr>
-        <w:t xml:space="preserve">🔁 Recuperação de Leads</w:t>
+        <w:t xml:space="preserve">🏠 Caminho B - Pronta Entrega (Convite para a Loja)</w:t>
       </w:r>
     </w:p>
     <w:p>
@@ -1139,7 +1175,7 @@
           <w:sz w:val="20"/>
           <w:szCs w:val="20"/>
         </w:rPr>
-        <w:t xml:space="preserve">Para casos em que o cliente parou de responder.</w:t>
+        <w:t xml:space="preserve">Pra móveis prontos, o ideal não é fechar só pelo WhatsApp. O cliente ver, sentir e testar o produto pessoalmente aumenta muito a conversão. O objetivo aqui é levar ele até a loja.</w:t>
       </w:r>
     </w:p>
     <w:p>
@@ -1156,7 +1192,7 @@
           <w:sz w:val="24"/>
           <w:szCs w:val="24"/>
         </w:rPr>
-        <w:t xml:space="preserve">📌 Antes de saber o preço:</w:t>
+        <w:t xml:space="preserve">Etapa 03 - Convite para a Loja</w:t>
       </w:r>
     </w:p>
     <w:p>
@@ -1172,7 +1208,7 @@
           <w:sz w:val="20"/>
           <w:szCs w:val="20"/>
         </w:rPr>
-        <w:t xml:space="preserve">Mensagem 1 (1 dia sem resposta):</w:t>
+        <w:t xml:space="preserve">Mensagem 04B.1:</w:t>
       </w:r>
     </w:p>
     <w:p>
@@ -1195,7 +1231,7 @@
           <w:sz w:val="20"/>
           <w:szCs w:val="20"/>
         </w:rPr>
-        <w:t xml:space="preserve">Ana, acabei de ver um projeto incrível que entregamos num ambiente parecido com o seu. Olha só! [imagem/vídeo] Imagina isso no seu espaço?</w:t>
+        <w:t xml:space="preserve">Perfeito! Pra esse modelo a gente tem pronta entrega. O ideal é você vir aqui na loja pra ver de perto, sentir o acabamento e já poder levar pra casa. Fica muito mais fácil decidir vendo ao vivo. Qual o melhor dia pra você passar aqui?</w:t>
       </w:r>
       <w:r>
         <w:rPr>
@@ -1209,6 +1245,31 @@
     </w:p>
     <w:p>
       <w:pPr>
+        <w:spacing w:after="100" w:before="40"/>
+      </w:pPr>
+      <w:r>
+        <w:rPr>
+          <w:rFonts w:ascii="Arial" w:cs="Arial" w:eastAsia="Arial" w:hAnsi="Arial"/>
+          <w:color w:val="212121"/>
+          <w:sz w:val="20"/>
+          <w:szCs w:val="20"/>
+        </w:rPr>
+        <w:t xml:space="preserve">🔷 </w:t>
+      </w:r>
+      <w:r>
+        <w:rPr>
+          <w:rFonts w:ascii="Arial" w:cs="Arial" w:eastAsia="Arial" w:hAnsi="Arial"/>
+          <w:i/>
+          <w:iCs/>
+          <w:color w:val="1565C0"/>
+          <w:sz w:val="20"/>
+          <w:szCs w:val="20"/>
+        </w:rPr>
+        <w:t xml:space="preserve">"Posso ir sábado de manhã, vocês abrem que horas?"</w:t>
+      </w:r>
+    </w:p>
+    <w:p>
+      <w:pPr>
         <w:spacing w:after="40" w:before="160"/>
       </w:pPr>
       <w:r>
@@ -1220,7 +1281,7 @@
           <w:sz w:val="20"/>
           <w:szCs w:val="20"/>
         </w:rPr>
-        <w:t xml:space="preserve">Mensagem 2 (3 dias sem resposta):</w:t>
+        <w:t xml:space="preserve">Mensagem 04B.2:</w:t>
       </w:r>
     </w:p>
     <w:p>
@@ -1243,7 +1304,7 @@
           <w:sz w:val="20"/>
           <w:szCs w:val="20"/>
         </w:rPr>
-        <w:t xml:space="preserve">Ainda temos vaga na agenda de produção com condição especial esse mês. Quer que eu monte uma proposta personalizada pra você?</w:t>
+        <w:t xml:space="preserve">A gente abre às [horário] e fecha às [horário]. O endereço é [ENDEREÇO DA LOJA]. Vou separar o [PRODUTO] pra já estar te esperando quando você chegar. Combinado?</w:t>
       </w:r>
       <w:r>
         <w:rPr>
@@ -1257,6 +1318,31 @@
     </w:p>
     <w:p>
       <w:pPr>
+        <w:spacing w:after="100" w:before="40"/>
+      </w:pPr>
+      <w:r>
+        <w:rPr>
+          <w:rFonts w:ascii="Arial" w:cs="Arial" w:eastAsia="Arial" w:hAnsi="Arial"/>
+          <w:color w:val="212121"/>
+          <w:sz w:val="20"/>
+          <w:szCs w:val="20"/>
+        </w:rPr>
+        <w:t xml:space="preserve">🔷 </w:t>
+      </w:r>
+      <w:r>
+        <w:rPr>
+          <w:rFonts w:ascii="Arial" w:cs="Arial" w:eastAsia="Arial" w:hAnsi="Arial"/>
+          <w:i/>
+          <w:iCs/>
+          <w:color w:val="1565C0"/>
+          <w:sz w:val="20"/>
+          <w:szCs w:val="20"/>
+        </w:rPr>
+        <w:t xml:space="preserve">"Combinado! Vou aí sábado de manhã."</w:t>
+      </w:r>
+    </w:p>
+    <w:p>
+      <w:pPr>
         <w:spacing w:after="40" w:before="160"/>
       </w:pPr>
       <w:r>
@@ -1268,7 +1354,7 @@
           <w:sz w:val="20"/>
           <w:szCs w:val="20"/>
         </w:rPr>
-        <w:t xml:space="preserve">Mensagem 3 (5 dias sem resposta):</w:t>
+        <w:t xml:space="preserve">Mensagem 04B.3:</w:t>
       </w:r>
     </w:p>
     <w:p>
@@ -1291,7 +1377,7 @@
           <w:sz w:val="20"/>
           <w:szCs w:val="20"/>
         </w:rPr>
-        <w:t xml:space="preserve">Vi que você não retornou mais... Sem problemas! Posso interpretar como falta de interesse ou ainda quer que eu te apresente mais informações sobre o projeto?</w:t>
+        <w:t xml:space="preserve">Show! Aproveitando que você vai estar aqui, consigo te mostrar outras opções parecidas e já te passo as condições especiais de hoje. Te espero!</w:t>
       </w:r>
       <w:r>
         <w:rPr>
@@ -1317,7 +1403,7 @@
           <w:sz w:val="24"/>
           <w:szCs w:val="24"/>
         </w:rPr>
-        <w:t xml:space="preserve">💸 Depois de saber o preço:</w:t>
+        <w:t xml:space="preserve">Etapa 04 - Confirmação da Visita</w:t>
       </w:r>
     </w:p>
     <w:p>
@@ -1333,6 +1419,128 @@
           <w:sz w:val="20"/>
           <w:szCs w:val="20"/>
         </w:rPr>
+        <w:t xml:space="preserve">Mensagem 07B:</w:t>
+      </w:r>
+    </w:p>
+    <w:p>
+      <w:pPr>
+        <w:spacing w:after="80" w:before="0"/>
+      </w:pPr>
+      <w:r>
+        <w:rPr>
+          <w:rFonts w:ascii="Arial" w:cs="Arial" w:eastAsia="Arial" w:hAnsi="Arial"/>
+          <w:color w:val="C2185B"/>
+          <w:sz w:val="20"/>
+          <w:szCs w:val="20"/>
+        </w:rPr>
+        <w:t xml:space="preserve">“</w:t>
+      </w:r>
+      <w:r>
+        <w:rPr>
+          <w:rFonts w:ascii="Arial" w:cs="Arial" w:eastAsia="Arial" w:hAnsi="Arial"/>
+          <w:color w:val="212121"/>
+          <w:sz w:val="20"/>
+          <w:szCs w:val="20"/>
+        </w:rPr>
+        <w:t xml:space="preserve">Ana, só confirmando: te esperamos [DIA], às [horário], aqui na loja. Já deixei o [PRODUTO] separado pra você ver assim que chegar. Qualquer imprevisto, me chama que a gente remarca. Até lá! 🛋️</w:t>
+      </w:r>
+      <w:r>
+        <w:rPr>
+          <w:rFonts w:ascii="Arial" w:cs="Arial" w:eastAsia="Arial" w:hAnsi="Arial"/>
+          <w:color w:val="C2185B"/>
+          <w:sz w:val="20"/>
+          <w:szCs w:val="20"/>
+        </w:rPr>
+        <w:t xml:space="preserve">”</w:t>
+      </w:r>
+    </w:p>
+    <w:p>
+      <w:pPr>
+        <w:spacing w:after="120" w:before="0"/>
+      </w:pPr>
+      <w:r>
+        <w:rPr>
+          <w:rFonts w:ascii="Arial" w:cs="Arial" w:eastAsia="Arial" w:hAnsi="Arial"/>
+          <w:i/>
+          <w:iCs/>
+          <w:color w:val="757575"/>
+          <w:sz w:val="20"/>
+          <w:szCs w:val="20"/>
+        </w:rPr>
+        <w:t xml:space="preserve">A partir da visita, o fechamento acontece presencialmente na loja, com o cliente vendo e testando o produto antes de decidir.</w:t>
+      </w:r>
+    </w:p>
+    <w:p>
+      <w:pPr>
+        <w:spacing w:after="0" w:before="0"/>
+      </w:pPr>
+      <w:r>
+        <w:t xml:space="preserve"/>
+      </w:r>
+    </w:p>
+    <w:p>
+      <w:pPr>
+        <w:pStyle w:val="Heading1"/>
+        <w:spacing w:after="120" w:before="320"/>
+      </w:pPr>
+      <w:r>
+        <w:rPr>
+          <w:rFonts w:ascii="Arial" w:cs="Arial" w:eastAsia="Arial" w:hAnsi="Arial"/>
+          <w:b/>
+          <w:bCs/>
+          <w:color w:val="C2185B"/>
+          <w:sz w:val="28"/>
+          <w:szCs w:val="28"/>
+        </w:rPr>
+        <w:t xml:space="preserve">🔁 Recuperação de Leads</w:t>
+      </w:r>
+    </w:p>
+    <w:p>
+      <w:pPr>
+        <w:spacing w:after="120" w:before="0"/>
+      </w:pPr>
+      <w:r>
+        <w:rPr>
+          <w:rFonts w:ascii="Arial" w:cs="Arial" w:eastAsia="Arial" w:hAnsi="Arial"/>
+          <w:i/>
+          <w:iCs/>
+          <w:color w:val="757575"/>
+          <w:sz w:val="20"/>
+          <w:szCs w:val="20"/>
+        </w:rPr>
+        <w:t xml:space="preserve">Para casos em que o cliente parou de responder.</w:t>
+      </w:r>
+    </w:p>
+    <w:p>
+      <w:pPr>
+        <w:pStyle w:val="Heading2"/>
+        <w:spacing w:after="80" w:before="240"/>
+      </w:pPr>
+      <w:r>
+        <w:rPr>
+          <w:rFonts w:ascii="Arial" w:cs="Arial" w:eastAsia="Arial" w:hAnsi="Arial"/>
+          <w:b/>
+          <w:bCs/>
+          <w:color w:val="212121"/>
+          <w:sz w:val="24"/>
+          <w:szCs w:val="24"/>
+        </w:rPr>
+        <w:t xml:space="preserve">📐 Sob medida - antes de saber o preço:</w:t>
+      </w:r>
+    </w:p>
+    <w:p>
+      <w:pPr>
+        <w:spacing w:after="40" w:before="160"/>
+      </w:pPr>
+      <w:r>
+        <w:rPr>
+          <w:rFonts w:ascii="Arial" w:cs="Arial" w:eastAsia="Arial" w:hAnsi="Arial"/>
+          <w:b/>
+          <w:bCs/>
+          <w:color w:val="212121"/>
+          <w:sz w:val="20"/>
+          <w:szCs w:val="20"/>
+        </w:rPr>
         <w:t xml:space="preserve">Mensagem 1 (1 dia sem resposta):</w:t>
       </w:r>
     </w:p>
@@ -1356,6 +1564,167 @@
           <w:sz w:val="20"/>
           <w:szCs w:val="20"/>
         </w:rPr>
+        <w:t xml:space="preserve">Ana, acabei de ver um projeto incrível que entregamos num ambiente parecido com o seu. Olha só! [imagem/vídeo] Imagina isso no seu espaço?</w:t>
+      </w:r>
+      <w:r>
+        <w:rPr>
+          <w:rFonts w:ascii="Arial" w:cs="Arial" w:eastAsia="Arial" w:hAnsi="Arial"/>
+          <w:color w:val="C2185B"/>
+          <w:sz w:val="20"/>
+          <w:szCs w:val="20"/>
+        </w:rPr>
+        <w:t xml:space="preserve">”</w:t>
+      </w:r>
+    </w:p>
+    <w:p>
+      <w:pPr>
+        <w:spacing w:after="40" w:before="160"/>
+      </w:pPr>
+      <w:r>
+        <w:rPr>
+          <w:rFonts w:ascii="Arial" w:cs="Arial" w:eastAsia="Arial" w:hAnsi="Arial"/>
+          <w:b/>
+          <w:bCs/>
+          <w:color w:val="212121"/>
+          <w:sz w:val="20"/>
+          <w:szCs w:val="20"/>
+        </w:rPr>
+        <w:t xml:space="preserve">Mensagem 2 (3 dias sem resposta):</w:t>
+      </w:r>
+    </w:p>
+    <w:p>
+      <w:pPr>
+        <w:spacing w:after="80" w:before="0"/>
+      </w:pPr>
+      <w:r>
+        <w:rPr>
+          <w:rFonts w:ascii="Arial" w:cs="Arial" w:eastAsia="Arial" w:hAnsi="Arial"/>
+          <w:color w:val="C2185B"/>
+          <w:sz w:val="20"/>
+          <w:szCs w:val="20"/>
+        </w:rPr>
+        <w:t xml:space="preserve">“</w:t>
+      </w:r>
+      <w:r>
+        <w:rPr>
+          <w:rFonts w:ascii="Arial" w:cs="Arial" w:eastAsia="Arial" w:hAnsi="Arial"/>
+          <w:color w:val="212121"/>
+          <w:sz w:val="20"/>
+          <w:szCs w:val="20"/>
+        </w:rPr>
+        <w:t xml:space="preserve">Ainda temos vaga na agenda de produção com condição especial esse mês. Quer que eu monte uma proposta personalizada pra você?</w:t>
+      </w:r>
+      <w:r>
+        <w:rPr>
+          <w:rFonts w:ascii="Arial" w:cs="Arial" w:eastAsia="Arial" w:hAnsi="Arial"/>
+          <w:color w:val="C2185B"/>
+          <w:sz w:val="20"/>
+          <w:szCs w:val="20"/>
+        </w:rPr>
+        <w:t xml:space="preserve">”</w:t>
+      </w:r>
+    </w:p>
+    <w:p>
+      <w:pPr>
+        <w:spacing w:after="40" w:before="160"/>
+      </w:pPr>
+      <w:r>
+        <w:rPr>
+          <w:rFonts w:ascii="Arial" w:cs="Arial" w:eastAsia="Arial" w:hAnsi="Arial"/>
+          <w:b/>
+          <w:bCs/>
+          <w:color w:val="212121"/>
+          <w:sz w:val="20"/>
+          <w:szCs w:val="20"/>
+        </w:rPr>
+        <w:t xml:space="preserve">Mensagem 3 (5 dias sem resposta):</w:t>
+      </w:r>
+    </w:p>
+    <w:p>
+      <w:pPr>
+        <w:spacing w:after="80" w:before="0"/>
+      </w:pPr>
+      <w:r>
+        <w:rPr>
+          <w:rFonts w:ascii="Arial" w:cs="Arial" w:eastAsia="Arial" w:hAnsi="Arial"/>
+          <w:color w:val="C2185B"/>
+          <w:sz w:val="20"/>
+          <w:szCs w:val="20"/>
+        </w:rPr>
+        <w:t xml:space="preserve">“</w:t>
+      </w:r>
+      <w:r>
+        <w:rPr>
+          <w:rFonts w:ascii="Arial" w:cs="Arial" w:eastAsia="Arial" w:hAnsi="Arial"/>
+          <w:color w:val="212121"/>
+          <w:sz w:val="20"/>
+          <w:szCs w:val="20"/>
+        </w:rPr>
+        <w:t xml:space="preserve">Vi que você não retornou mais... Sem problemas! Posso interpretar como falta de interesse ou ainda quer que eu te apresente mais informações sobre o projeto?</w:t>
+      </w:r>
+      <w:r>
+        <w:rPr>
+          <w:rFonts w:ascii="Arial" w:cs="Arial" w:eastAsia="Arial" w:hAnsi="Arial"/>
+          <w:color w:val="C2185B"/>
+          <w:sz w:val="20"/>
+          <w:szCs w:val="20"/>
+        </w:rPr>
+        <w:t xml:space="preserve">”</w:t>
+      </w:r>
+    </w:p>
+    <w:p>
+      <w:pPr>
+        <w:pStyle w:val="Heading2"/>
+        <w:spacing w:after="80" w:before="240"/>
+      </w:pPr>
+      <w:r>
+        <w:rPr>
+          <w:rFonts w:ascii="Arial" w:cs="Arial" w:eastAsia="Arial" w:hAnsi="Arial"/>
+          <w:b/>
+          <w:bCs/>
+          <w:color w:val="212121"/>
+          <w:sz w:val="24"/>
+          <w:szCs w:val="24"/>
+        </w:rPr>
+        <w:t xml:space="preserve">📐 Sob medida - depois de saber o preço:</w:t>
+      </w:r>
+    </w:p>
+    <w:p>
+      <w:pPr>
+        <w:spacing w:after="40" w:before="160"/>
+      </w:pPr>
+      <w:r>
+        <w:rPr>
+          <w:rFonts w:ascii="Arial" w:cs="Arial" w:eastAsia="Arial" w:hAnsi="Arial"/>
+          <w:b/>
+          <w:bCs/>
+          <w:color w:val="212121"/>
+          <w:sz w:val="20"/>
+          <w:szCs w:val="20"/>
+        </w:rPr>
+        <w:t xml:space="preserve">Mensagem 1 (1 dia sem resposta):</w:t>
+      </w:r>
+    </w:p>
+    <w:p>
+      <w:pPr>
+        <w:spacing w:after="80" w:before="0"/>
+      </w:pPr>
+      <w:r>
+        <w:rPr>
+          <w:rFonts w:ascii="Arial" w:cs="Arial" w:eastAsia="Arial" w:hAnsi="Arial"/>
+          <w:color w:val="C2185B"/>
+          <w:sz w:val="20"/>
+          <w:szCs w:val="20"/>
+        </w:rPr>
+        <w:t xml:space="preserve">“</w:t>
+      </w:r>
+      <w:r>
+        <w:rPr>
+          <w:rFonts w:ascii="Arial" w:cs="Arial" w:eastAsia="Arial" w:hAnsi="Arial"/>
+          <w:color w:val="212121"/>
+          <w:sz w:val="20"/>
+          <w:szCs w:val="20"/>
+        </w:rPr>
         <w:t xml:space="preserve">Ana, sei que decidir sobre os móveis da casa é uma escolha importante. Separei aqui o resultado de um projeto com um perfil parecido com o seu, só pra você visualizar como pode ficar. [foto antes/depois]</w:t>
       </w:r>
       <w:r>
@@ -1453,6 +1822,119 @@
           <w:szCs w:val="20"/>
         </w:rPr>
         <w:t xml:space="preserve">Se eu conseguir um bônus especial pra você (como um item de decoração ou frete grátis), acha que conseguimos fechar hoje?</w:t>
+      </w:r>
+      <w:r>
+        <w:rPr>
+          <w:rFonts w:ascii="Arial" w:cs="Arial" w:eastAsia="Arial" w:hAnsi="Arial"/>
+          <w:color w:val="C2185B"/>
+          <w:sz w:val="20"/>
+          <w:szCs w:val="20"/>
+        </w:rPr>
+        <w:t xml:space="preserve">”</w:t>
+      </w:r>
+    </w:p>
+    <w:p>
+      <w:pPr>
+        <w:pStyle w:val="Heading2"/>
+        <w:spacing w:after="80" w:before="240"/>
+      </w:pPr>
+      <w:r>
+        <w:rPr>
+          <w:rFonts w:ascii="Arial" w:cs="Arial" w:eastAsia="Arial" w:hAnsi="Arial"/>
+          <w:b/>
+          <w:bCs/>
+          <w:color w:val="212121"/>
+          <w:sz w:val="24"/>
+          <w:szCs w:val="24"/>
+        </w:rPr>
+        <w:t xml:space="preserve">🏠 Pronta entrega - convite pra loja sem resposta ou sem comparecimento:</w:t>
+      </w:r>
+    </w:p>
+    <w:p>
+      <w:pPr>
+        <w:spacing w:after="40" w:before="160"/>
+      </w:pPr>
+      <w:r>
+        <w:rPr>
+          <w:rFonts w:ascii="Arial" w:cs="Arial" w:eastAsia="Arial" w:hAnsi="Arial"/>
+          <w:b/>
+          <w:bCs/>
+          <w:color w:val="212121"/>
+          <w:sz w:val="20"/>
+          <w:szCs w:val="20"/>
+        </w:rPr>
+        <w:t xml:space="preserve">Mensagem 1 (convite sem resposta, 1 dia):</w:t>
+      </w:r>
+    </w:p>
+    <w:p>
+      <w:pPr>
+        <w:spacing w:after="80" w:before="0"/>
+      </w:pPr>
+      <w:r>
+        <w:rPr>
+          <w:rFonts w:ascii="Arial" w:cs="Arial" w:eastAsia="Arial" w:hAnsi="Arial"/>
+          <w:color w:val="C2185B"/>
+          <w:sz w:val="20"/>
+          <w:szCs w:val="20"/>
+        </w:rPr>
+        <w:t xml:space="preserve">“</w:t>
+      </w:r>
+      <w:r>
+        <w:rPr>
+          <w:rFonts w:ascii="Arial" w:cs="Arial" w:eastAsia="Arial" w:hAnsi="Arial"/>
+          <w:color w:val="212121"/>
+          <w:sz w:val="20"/>
+          <w:szCs w:val="20"/>
+        </w:rPr>
+        <w:t xml:space="preserve">Ana, separei um horário pra te atender pessoalmente aqui na loja essa semana. Ainda topa passar aqui pra ver o [PRODUTO] de perto?</w:t>
+      </w:r>
+      <w:r>
+        <w:rPr>
+          <w:rFonts w:ascii="Arial" w:cs="Arial" w:eastAsia="Arial" w:hAnsi="Arial"/>
+          <w:color w:val="C2185B"/>
+          <w:sz w:val="20"/>
+          <w:szCs w:val="20"/>
+        </w:rPr>
+        <w:t xml:space="preserve">”</w:t>
+      </w:r>
+    </w:p>
+    <w:p>
+      <w:pPr>
+        <w:spacing w:after="40" w:before="160"/>
+      </w:pPr>
+      <w:r>
+        <w:rPr>
+          <w:rFonts w:ascii="Arial" w:cs="Arial" w:eastAsia="Arial" w:hAnsi="Arial"/>
+          <w:b/>
+          <w:bCs/>
+          <w:color w:val="212121"/>
+          <w:sz w:val="20"/>
+          <w:szCs w:val="20"/>
+        </w:rPr>
+        <w:t xml:space="preserve">Mensagem 2 (confirmou mas não apareceu):</w:t>
+      </w:r>
+    </w:p>
+    <w:p>
+      <w:pPr>
+        <w:spacing w:after="80" w:before="0"/>
+      </w:pPr>
+      <w:r>
+        <w:rPr>
+          <w:rFonts w:ascii="Arial" w:cs="Arial" w:eastAsia="Arial" w:hAnsi="Arial"/>
+          <w:color w:val="C2185B"/>
+          <w:sz w:val="20"/>
+          <w:szCs w:val="20"/>
+        </w:rPr>
+        <w:t xml:space="preserve">“</w:t>
+      </w:r>
+      <w:r>
+        <w:rPr>
+          <w:rFonts w:ascii="Arial" w:cs="Arial" w:eastAsia="Arial" w:hAnsi="Arial"/>
+          <w:color w:val="212121"/>
+          <w:sz w:val="20"/>
+          <w:szCs w:val="20"/>
+        </w:rPr>
+        <w:t xml:space="preserve">Oi, Ana! Sentimos sua falta hoje. Tudo bem? Quer que eu separe outro horário pra você vir ver o [PRODUTO]?</w:t>
       </w:r>
       <w:r>
         <w:rPr>
@@ -1639,6 +2121,44 @@
           <w:szCs w:val="20"/>
         </w:rPr>
         <w:t xml:space="preserve">Compartilhar conteúdo educativo (dicas de decoração, cuidados com os móveis) para manter o relacionamento ativo.</w:t>
+      </w:r>
+    </w:p>
+    <w:p>
+      <w:pPr>
+        <w:pStyle w:val="ListParagraph"/>
+        <w:numPr>
+          <w:ilvl w:val="0"/>
+          <w:numId w:val="1"/>
+        </w:numPr>
+        <w:spacing w:after="40" w:before="40"/>
+      </w:pPr>
+      <w:r>
+        <w:rPr>
+          <w:rFonts w:ascii="Arial" w:cs="Arial" w:eastAsia="Arial" w:hAnsi="Arial"/>
+          <w:color w:val="212121"/>
+          <w:sz w:val="20"/>
+          <w:szCs w:val="20"/>
+        </w:rPr>
+        <w:t xml:space="preserve">Separar e identificar o produto reservado antes do cliente chegar na loja, pra ele ser atendido na hora.</w:t>
+      </w:r>
+    </w:p>
+    <w:p>
+      <w:pPr>
+        <w:pStyle w:val="ListParagraph"/>
+        <w:numPr>
+          <w:ilvl w:val="0"/>
+          <w:numId w:val="1"/>
+        </w:numPr>
+        <w:spacing w:after="40" w:before="40"/>
+      </w:pPr>
+      <w:r>
+        <w:rPr>
+          <w:rFonts w:ascii="Arial" w:cs="Arial" w:eastAsia="Arial" w:hAnsi="Arial"/>
+          <w:color w:val="212121"/>
+          <w:sz w:val="20"/>
+          <w:szCs w:val="20"/>
+        </w:rPr>
+        <w:t xml:space="preserve">Confirmar a visita um dia antes pra reduzir falta.</w:t>
       </w:r>
     </w:p>
     <w:sectPr>

--- a/dados/Script_Atendimento_Loja_Moveis.docx
+++ b/dados/Script_Atendimento_Loja_Moveis.docx
@@ -477,7 +477,34 @@
           <w:sz w:val="24"/>
           <w:szCs w:val="24"/>
         </w:rPr>
-        <w:t xml:space="preserve">Etapa 03 - Apresentação de Valor</w:t>
+        <w:t xml:space="preserve">Etapa 03 - Entendendo o Projeto</w:t>
+      </w:r>
+    </w:p>
+    <w:p>
+      <w:pPr>
+        <w:spacing w:after="120" w:before="80"/>
+      </w:pPr>
+      <w:r>
+        <w:rPr>
+          <w:rFonts w:ascii="Arial" w:cs="Arial" w:eastAsia="Arial" w:hAnsi="Arial"/>
+          <w:b/>
+          <w:bCs/>
+          <w:color w:val="757575"/>
+          <w:sz w:val="20"/>
+          <w:szCs w:val="20"/>
+        </w:rPr>
+        <w:t xml:space="preserve">Objetivo: </w:t>
+      </w:r>
+      <w:r>
+        <w:rPr>
+          <w:rFonts w:ascii="Arial" w:cs="Arial" w:eastAsia="Arial" w:hAnsi="Arial"/>
+          <w:i/>
+          <w:iCs/>
+          <w:color w:val="757575"/>
+          <w:sz w:val="20"/>
+          <w:szCs w:val="20"/>
+        </w:rPr>
+        <w:t xml:space="preserve">Levantar ambiente, medidas, fotos e preferências do cliente antes de falar em valor. No sob medida o orçamento depende do projeto, nunca apresente preço sem essas informações.</w:t>
       </w:r>
     </w:p>
     <w:p>
@@ -632,7 +659,316 @@
           <w:sz w:val="20"/>
           <w:szCs w:val="20"/>
         </w:rPr>
-        <w:t xml:space="preserve">"Adorei! Quero saber como funciona e os valores."</w:t>
+        <w:t xml:space="preserve">"Adorei! Como que funciona?"</w:t>
+      </w:r>
+    </w:p>
+    <w:p>
+      <w:pPr>
+        <w:spacing w:after="40" w:before="160"/>
+      </w:pPr>
+      <w:r>
+        <w:rPr>
+          <w:rFonts w:ascii="Arial" w:cs="Arial" w:eastAsia="Arial" w:hAnsi="Arial"/>
+          <w:b/>
+          <w:bCs/>
+          <w:color w:val="212121"/>
+          <w:sz w:val="20"/>
+          <w:szCs w:val="20"/>
+        </w:rPr>
+        <w:t xml:space="preserve">Mensagem 04.4:</w:t>
+      </w:r>
+    </w:p>
+    <w:p>
+      <w:pPr>
+        <w:spacing w:after="80" w:before="0"/>
+      </w:pPr>
+      <w:r>
+        <w:rPr>
+          <w:rFonts w:ascii="Arial" w:cs="Arial" w:eastAsia="Arial" w:hAnsi="Arial"/>
+          <w:color w:val="C2185B"/>
+          <w:sz w:val="20"/>
+          <w:szCs w:val="20"/>
+        </w:rPr>
+        <w:t xml:space="preserve">“</w:t>
+      </w:r>
+      <w:r>
+        <w:rPr>
+          <w:rFonts w:ascii="Arial" w:cs="Arial" w:eastAsia="Arial" w:hAnsi="Arial"/>
+          <w:color w:val="212121"/>
+          <w:sz w:val="20"/>
+          <w:szCs w:val="20"/>
+        </w:rPr>
+        <w:t xml:space="preserve">Pra te passar um orçamento certinho, preciso entender melhor o seu projeto. Me conta: qual ambiente você quer mobiliar? [AMBIENTE: sala, quarto, cozinha, área externa etc.]</w:t>
+      </w:r>
+      <w:r>
+        <w:rPr>
+          <w:rFonts w:ascii="Arial" w:cs="Arial" w:eastAsia="Arial" w:hAnsi="Arial"/>
+          <w:color w:val="C2185B"/>
+          <w:sz w:val="20"/>
+          <w:szCs w:val="20"/>
+        </w:rPr>
+        <w:t xml:space="preserve">”</w:t>
+      </w:r>
+    </w:p>
+    <w:p>
+      <w:pPr>
+        <w:spacing w:after="100" w:before="40"/>
+      </w:pPr>
+      <w:r>
+        <w:rPr>
+          <w:rFonts w:ascii="Arial" w:cs="Arial" w:eastAsia="Arial" w:hAnsi="Arial"/>
+          <w:color w:val="212121"/>
+          <w:sz w:val="20"/>
+          <w:szCs w:val="20"/>
+        </w:rPr>
+        <w:t xml:space="preserve">🔷 </w:t>
+      </w:r>
+      <w:r>
+        <w:rPr>
+          <w:rFonts w:ascii="Arial" w:cs="Arial" w:eastAsia="Arial" w:hAnsi="Arial"/>
+          <w:i/>
+          <w:iCs/>
+          <w:color w:val="1565C0"/>
+          <w:sz w:val="20"/>
+          <w:szCs w:val="20"/>
+        </w:rPr>
+        <w:t xml:space="preserve">"Quero um armário pro meu quarto, embaixo do teto inclinado."</w:t>
+      </w:r>
+    </w:p>
+    <w:p>
+      <w:pPr>
+        <w:spacing w:after="40" w:before="160"/>
+      </w:pPr>
+      <w:r>
+        <w:rPr>
+          <w:rFonts w:ascii="Arial" w:cs="Arial" w:eastAsia="Arial" w:hAnsi="Arial"/>
+          <w:b/>
+          <w:bCs/>
+          <w:color w:val="212121"/>
+          <w:sz w:val="20"/>
+          <w:szCs w:val="20"/>
+        </w:rPr>
+        <w:t xml:space="preserve">Mensagem 04.5:</w:t>
+      </w:r>
+    </w:p>
+    <w:p>
+      <w:pPr>
+        <w:spacing w:after="80" w:before="0"/>
+      </w:pPr>
+      <w:r>
+        <w:rPr>
+          <w:rFonts w:ascii="Arial" w:cs="Arial" w:eastAsia="Arial" w:hAnsi="Arial"/>
+          <w:color w:val="C2185B"/>
+          <w:sz w:val="20"/>
+          <w:szCs w:val="20"/>
+        </w:rPr>
+        <w:t xml:space="preserve">“</w:t>
+      </w:r>
+      <w:r>
+        <w:rPr>
+          <w:rFonts w:ascii="Arial" w:cs="Arial" w:eastAsia="Arial" w:hAnsi="Arial"/>
+          <w:color w:val="212121"/>
+          <w:sz w:val="20"/>
+          <w:szCs w:val="20"/>
+        </w:rPr>
+        <w:t xml:space="preserve">Entendi! Você já tem as medidas do espaço (largura, altura e profundidade)? Se não tiver certeza, pode me mandar uma foto do ambiente que já dá pra ter uma noção.</w:t>
+      </w:r>
+      <w:r>
+        <w:rPr>
+          <w:rFonts w:ascii="Arial" w:cs="Arial" w:eastAsia="Arial" w:hAnsi="Arial"/>
+          <w:color w:val="C2185B"/>
+          <w:sz w:val="20"/>
+          <w:szCs w:val="20"/>
+        </w:rPr>
+        <w:t xml:space="preserve">”</w:t>
+      </w:r>
+    </w:p>
+    <w:p>
+      <w:pPr>
+        <w:spacing w:after="100" w:before="40"/>
+      </w:pPr>
+      <w:r>
+        <w:rPr>
+          <w:rFonts w:ascii="Arial" w:cs="Arial" w:eastAsia="Arial" w:hAnsi="Arial"/>
+          <w:color w:val="212121"/>
+          <w:sz w:val="20"/>
+          <w:szCs w:val="20"/>
+        </w:rPr>
+        <w:t xml:space="preserve">🔷 </w:t>
+      </w:r>
+      <w:r>
+        <w:rPr>
+          <w:rFonts w:ascii="Arial" w:cs="Arial" w:eastAsia="Arial" w:hAnsi="Arial"/>
+          <w:i/>
+          <w:iCs/>
+          <w:color w:val="1565C0"/>
+          <w:sz w:val="20"/>
+          <w:szCs w:val="20"/>
+        </w:rPr>
+        <w:t xml:space="preserve">"Não tenho certeza, mas te mando uma foto."</w:t>
+      </w:r>
+    </w:p>
+    <w:p>
+      <w:pPr>
+        <w:spacing w:after="40" w:before="160"/>
+      </w:pPr>
+      <w:r>
+        <w:rPr>
+          <w:rFonts w:ascii="Arial" w:cs="Arial" w:eastAsia="Arial" w:hAnsi="Arial"/>
+          <w:b/>
+          <w:bCs/>
+          <w:color w:val="212121"/>
+          <w:sz w:val="20"/>
+          <w:szCs w:val="20"/>
+        </w:rPr>
+        <w:t xml:space="preserve">Mensagem 04.6:</w:t>
+      </w:r>
+    </w:p>
+    <w:p>
+      <w:pPr>
+        <w:spacing w:after="80" w:before="0"/>
+      </w:pPr>
+      <w:r>
+        <w:rPr>
+          <w:rFonts w:ascii="Arial" w:cs="Arial" w:eastAsia="Arial" w:hAnsi="Arial"/>
+          <w:color w:val="C2185B"/>
+          <w:sz w:val="20"/>
+          <w:szCs w:val="20"/>
+        </w:rPr>
+        <w:t xml:space="preserve">“</w:t>
+      </w:r>
+      <w:r>
+        <w:rPr>
+          <w:rFonts w:ascii="Arial" w:cs="Arial" w:eastAsia="Arial" w:hAnsi="Arial"/>
+          <w:color w:val="212121"/>
+          <w:sz w:val="20"/>
+          <w:szCs w:val="20"/>
+        </w:rPr>
+        <w:t xml:space="preserve">Perfeito, recebi! E sobre o estilo, você já tem alguma preferência de cor, material ou acabamento? Ou prefere que a gente sugira com base no ambiente?</w:t>
+      </w:r>
+      <w:r>
+        <w:rPr>
+          <w:rFonts w:ascii="Arial" w:cs="Arial" w:eastAsia="Arial" w:hAnsi="Arial"/>
+          <w:color w:val="C2185B"/>
+          <w:sz w:val="20"/>
+          <w:szCs w:val="20"/>
+        </w:rPr>
+        <w:t xml:space="preserve">”</w:t>
+      </w:r>
+    </w:p>
+    <w:p>
+      <w:pPr>
+        <w:spacing w:after="100" w:before="40"/>
+      </w:pPr>
+      <w:r>
+        <w:rPr>
+          <w:rFonts w:ascii="Arial" w:cs="Arial" w:eastAsia="Arial" w:hAnsi="Arial"/>
+          <w:color w:val="212121"/>
+          <w:sz w:val="20"/>
+          <w:szCs w:val="20"/>
+        </w:rPr>
+        <w:t xml:space="preserve">🔷 </w:t>
+      </w:r>
+      <w:r>
+        <w:rPr>
+          <w:rFonts w:ascii="Arial" w:cs="Arial" w:eastAsia="Arial" w:hAnsi="Arial"/>
+          <w:i/>
+          <w:iCs/>
+          <w:color w:val="1565C0"/>
+          <w:sz w:val="20"/>
+          <w:szCs w:val="20"/>
+        </w:rPr>
+        <w:t xml:space="preserve">"Prefiro em tom de madeira clara, bem clean."</w:t>
+      </w:r>
+    </w:p>
+    <w:p>
+      <w:pPr>
+        <w:spacing w:after="40" w:before="160"/>
+      </w:pPr>
+      <w:r>
+        <w:rPr>
+          <w:rFonts w:ascii="Arial" w:cs="Arial" w:eastAsia="Arial" w:hAnsi="Arial"/>
+          <w:b/>
+          <w:bCs/>
+          <w:color w:val="212121"/>
+          <w:sz w:val="20"/>
+          <w:szCs w:val="20"/>
+        </w:rPr>
+        <w:t xml:space="preserve">Mensagem 04.7:</w:t>
+      </w:r>
+    </w:p>
+    <w:p>
+      <w:pPr>
+        <w:spacing w:after="80" w:before="0"/>
+      </w:pPr>
+      <w:r>
+        <w:rPr>
+          <w:rFonts w:ascii="Arial" w:cs="Arial" w:eastAsia="Arial" w:hAnsi="Arial"/>
+          <w:color w:val="C2185B"/>
+          <w:sz w:val="20"/>
+          <w:szCs w:val="20"/>
+        </w:rPr>
+        <w:t xml:space="preserve">“</w:t>
+      </w:r>
+      <w:r>
+        <w:rPr>
+          <w:rFonts w:ascii="Arial" w:cs="Arial" w:eastAsia="Arial" w:hAnsi="Arial"/>
+          <w:color w:val="212121"/>
+          <w:sz w:val="20"/>
+          <w:szCs w:val="20"/>
+        </w:rPr>
+        <w:t xml:space="preserve">Show! Com essas informações já consigo montar uma simulação de valor. Pra fechar o orçamento certinho, o ideal é uma medição técnica gratuita aqui no seu espaço, sem compromisso. Posso te passar uma estimativa agora e já agendar a medição?</w:t>
+      </w:r>
+      <w:r>
+        <w:rPr>
+          <w:rFonts w:ascii="Arial" w:cs="Arial" w:eastAsia="Arial" w:hAnsi="Arial"/>
+          <w:color w:val="C2185B"/>
+          <w:sz w:val="20"/>
+          <w:szCs w:val="20"/>
+        </w:rPr>
+        <w:t xml:space="preserve">”</w:t>
+      </w:r>
+    </w:p>
+    <w:p>
+      <w:pPr>
+        <w:spacing w:after="100" w:before="40"/>
+      </w:pPr>
+      <w:r>
+        <w:rPr>
+          <w:rFonts w:ascii="Arial" w:cs="Arial" w:eastAsia="Arial" w:hAnsi="Arial"/>
+          <w:color w:val="212121"/>
+          <w:sz w:val="20"/>
+          <w:szCs w:val="20"/>
+        </w:rPr>
+        <w:t xml:space="preserve">🔷 </w:t>
+      </w:r>
+      <w:r>
+        <w:rPr>
+          <w:rFonts w:ascii="Arial" w:cs="Arial" w:eastAsia="Arial" w:hAnsi="Arial"/>
+          <w:i/>
+          <w:iCs/>
+          <w:color w:val="1565C0"/>
+          <w:sz w:val="20"/>
+          <w:szCs w:val="20"/>
+        </w:rPr>
+        <w:t xml:space="preserve">"Pode sim!"</w:t>
+      </w:r>
+    </w:p>
+    <w:p>
+      <w:pPr>
+        <w:pStyle w:val="Heading2"/>
+        <w:spacing w:after="80" w:before="240"/>
+      </w:pPr>
+      <w:r>
+        <w:rPr>
+          <w:rFonts w:ascii="Arial" w:cs="Arial" w:eastAsia="Arial" w:hAnsi="Arial"/>
+          <w:b/>
+          <w:bCs/>
+          <w:color w:val="212121"/>
+          <w:sz w:val="24"/>
+          <w:szCs w:val="24"/>
+        </w:rPr>
+        <w:t xml:space="preserve">Etapa 04 - Apresentação de Valor</w:t>
       </w:r>
     </w:p>
     <w:p>
@@ -1013,7 +1349,7 @@
           <w:sz w:val="24"/>
           <w:szCs w:val="24"/>
         </w:rPr>
-        <w:t xml:space="preserve">Etapa 04 - Confirmação</w:t>
+        <w:t xml:space="preserve">Etapa 05 - Confirmação</w:t>
       </w:r>
     </w:p>
     <w:p>
